--- a/tillsyn/A 24309-2025 tillsynsbegäran.docx
+++ b/tillsyn/A 24309-2025 tillsynsbegäran.docx
@@ -437,7 +437,7 @@
     <w:r>
       <w:tab/>
       <w:tab/>
-      <w:t>2025-07-03</w:t>
+      <w:t>2025-07-04</w:t>
       <w:br/>
       <w:br/>
     </w:r>

--- a/tillsyn/A 24309-2025 tillsynsbegäran.docx
+++ b/tillsyn/A 24309-2025 tillsynsbegäran.docx
@@ -437,7 +437,7 @@
     <w:r>
       <w:tab/>
       <w:tab/>
-      <w:t>2025-07-04</w:t>
+      <w:t>2025-07-05</w:t>
       <w:br/>
       <w:br/>
     </w:r>

--- a/tillsyn/A 24309-2025 tillsynsbegäran.docx
+++ b/tillsyn/A 24309-2025 tillsynsbegäran.docx
@@ -437,7 +437,7 @@
     <w:r>
       <w:tab/>
       <w:tab/>
-      <w:t>2025-07-05</w:t>
+      <w:t>2025-07-06</w:t>
       <w:br/>
       <w:br/>
     </w:r>

--- a/tillsyn/A 24309-2025 tillsynsbegäran.docx
+++ b/tillsyn/A 24309-2025 tillsynsbegäran.docx
@@ -437,7 +437,7 @@
     <w:r>
       <w:tab/>
       <w:tab/>
-      <w:t>2025-07-06</w:t>
+      <w:t>2025-07-07</w:t>
       <w:br/>
       <w:br/>
     </w:r>

--- a/tillsyn/A 24309-2025 tillsynsbegäran.docx
+++ b/tillsyn/A 24309-2025 tillsynsbegäran.docx
@@ -437,7 +437,7 @@
     <w:r>
       <w:tab/>
       <w:tab/>
-      <w:t>2025-07-07</w:t>
+      <w:t>2025-07-08</w:t>
       <w:br/>
       <w:br/>
     </w:r>

--- a/tillsyn/A 24309-2025 tillsynsbegäran.docx
+++ b/tillsyn/A 24309-2025 tillsynsbegäran.docx
@@ -35,7 +35,7 @@
     </w:p>
     <w:p>
       <w:r>
-        <w:t>I avverkningsanmälan har följande 6 naturvårdsarter hittats: garderönn (VU, §7), dårgräsfjäril (NT, §4a), spillkråka (NT, §4), svinrot (NT), skogsknipprot (S, §8) och blåsippa (§9). Av dessa är 4 rödlistade. För rödlistade arter har rödlistekategorin angivits inom parentes. Arter som är signalarter enligt Skogsstyrelsen har markerats med (S). För fridlysta arter anges även paragrafen i Artskyddsförordningen som arten är fridlyst enligt.</w:t>
+        <w:t>I avverkningsanmälan har följande 10 naturvårdsarter hittats: garderönn (VU, §7), dårgräsfjäril (NT, §4a), spillkråka (NT, §4), svinrot (NT), grönpyrola (S), skogsknipprot (S, §8), tvåblad (S, §8), vit skogslilja (S, §8), nattviol (§8) och blåsippa (§9). Av dessa är 4 rödlistade. För rödlistade arter har rödlistekategorin angivits inom parentes. Arter som är signalarter enligt Skogsstyrelsen har markerats med (S). För fridlysta arter anges även paragrafen i Artskyddsförordningen som arten är fridlyst enligt.</w:t>
       </w:r>
     </w:p>
     <w:p>
@@ -91,6 +91,17 @@
       </w:r>
     </w:p>
     <w:p>
+      <w:r>
+        <w:rPr>
+          <w:b/>
+        </w:rPr>
+        <w:t xml:space="preserve">Grönpyrola </w:t>
+      </w:r>
+      <w:r>
+        <w:t>växer främst på sandig, torr eller frisk mark i äldre barrskog, ofta på isälvsmaterial såsom sand och grus. Den påträffas främst i äldre naturligt uppkomna barrskogar, exempelvis på tallmoar, i åssluttningar, dyner och rasbranter. Arten är känslig för skogsbruksmetoder såsom slutavverkning och markberedning (Nitare &amp; Skogsstyrelsen, 2019).</w:t>
+      </w:r>
+    </w:p>
+    <w:p>
       <w:pPr>
         <w:pStyle w:val="Heading1"/>
       </w:pPr>
@@ -100,7 +111,7 @@
     </w:p>
     <w:p>
       <w:r>
-        <w:t>Följande fridlysta arter har sina livsmiljöer och växtplatser i den avverkningsanmälda skogen: garderönn (VU, §7), dårgräsfjäril (NT, §4a), spillkråka (NT, §4), skogsknipprot (S, §8) och blåsippa (§9).</w:t>
+        <w:t>Följande fridlysta arter har sina livsmiljöer och växtplatser i den avverkningsanmälda skogen: garderönn (VU, §7), dårgräsfjäril (NT, §4a), spillkråka (NT, §4), skogsknipprot (S, §8), tvåblad (S, §8), vit skogslilja (S, §8), nattviol (§8) och blåsippa (§9).</w:t>
       </w:r>
     </w:p>
     <w:p>
@@ -437,7 +448,7 @@
     <w:r>
       <w:tab/>
       <w:tab/>
-      <w:t>2025-07-08</w:t>
+      <w:t>2025-07-09</w:t>
       <w:br/>
       <w:br/>
     </w:r>

--- a/tillsyn/A 24309-2025 tillsynsbegäran.docx
+++ b/tillsyn/A 24309-2025 tillsynsbegäran.docx
@@ -448,7 +448,7 @@
     <w:r>
       <w:tab/>
       <w:tab/>
-      <w:t>2025-07-09</w:t>
+      <w:t>2025-07-11</w:t>
       <w:br/>
       <w:br/>
     </w:r>

--- a/tillsyn/A 24309-2025 tillsynsbegäran.docx
+++ b/tillsyn/A 24309-2025 tillsynsbegäran.docx
@@ -35,7 +35,7 @@
     </w:p>
     <w:p>
       <w:r>
-        <w:t>I avverkningsanmälan har följande 10 naturvårdsarter hittats: garderönn (VU, §7), dårgräsfjäril (NT, §4a), spillkråka (NT, §4), svinrot (NT), grönpyrola (S), skogsknipprot (S, §8), tvåblad (S, §8), vit skogslilja (S, §8), nattviol (§8) och blåsippa (§9). Av dessa är 4 rödlistade. För rödlistade arter har rödlistekategorin angivits inom parentes. Arter som är signalarter enligt Skogsstyrelsen har markerats med (S). För fridlysta arter anges även paragrafen i Artskyddsförordningen som arten är fridlyst enligt.</w:t>
+        <w:t>I avverkningsanmälan har följande 12 naturvårdsarter hittats: garderönn (VU, §7), dårgräsfjäril (NT, §4a), spillkråka (NT, §4), svinrot (NT), grönpyrola (S), purpurknipprot (S, §8), skogsknipprot (S, §8), strävlosta (S), tvåblad (S, §8), vit skogslilja (S, §8), nattviol (§8) och blåsippa (§9). Av dessa är 4 rödlistade. För rödlistade arter har rödlistekategorin angivits inom parentes. Arter som är signalarter enligt Skogsstyrelsen har markerats med (S). För fridlysta arter anges även paragrafen i Artskyddsförordningen som arten är fridlyst enligt.</w:t>
       </w:r>
     </w:p>
     <w:p>
@@ -102,6 +102,17 @@
       </w:r>
     </w:p>
     <w:p>
+      <w:r>
+        <w:rPr>
+          <w:b/>
+        </w:rPr>
+        <w:t xml:space="preserve">Strävlosta </w:t>
+      </w:r>
+      <w:r>
+        <w:t>är ett sällsynt och exklusivt lundgräs som växer i extremrika ädellundskogar och lundar, men även i extremrika kalkbarrskogar. Arten är placerad högst upp i Skogsstyrelsens värdepyramid för bedömning av skog med höga naturvärden och på växtplatserna finns normalt många andra rödlistade och hotade arter (Nitare &amp; Skogsstyrelsen, 2019).</w:t>
+      </w:r>
+    </w:p>
+    <w:p>
       <w:pPr>
         <w:pStyle w:val="Heading1"/>
       </w:pPr>
@@ -111,7 +122,7 @@
     </w:p>
     <w:p>
       <w:r>
-        <w:t>Följande fridlysta arter har sina livsmiljöer och växtplatser i den avverkningsanmälda skogen: garderönn (VU, §7), dårgräsfjäril (NT, §4a), spillkråka (NT, §4), skogsknipprot (S, §8), tvåblad (S, §8), vit skogslilja (S, §8), nattviol (§8) och blåsippa (§9).</w:t>
+        <w:t>Följande fridlysta arter har sina livsmiljöer och växtplatser i den avverkningsanmälda skogen: garderönn (VU, §7), dårgräsfjäril (NT, §4a), spillkråka (NT, §4), purpurknipprot (S, §8), skogsknipprot (S, §8), tvåblad (S, §8), vit skogslilja (S, §8), nattviol (§8) och blåsippa (§9).</w:t>
       </w:r>
     </w:p>
     <w:p>
@@ -448,7 +459,7 @@
     <w:r>
       <w:tab/>
       <w:tab/>
-      <w:t>2025-07-11</w:t>
+      <w:t>2025-07-12</w:t>
       <w:br/>
       <w:br/>
     </w:r>

--- a/tillsyn/A 24309-2025 tillsynsbegäran.docx
+++ b/tillsyn/A 24309-2025 tillsynsbegäran.docx
@@ -459,7 +459,7 @@
     <w:r>
       <w:tab/>
       <w:tab/>
-      <w:t>2025-07-12</w:t>
+      <w:t>2025-07-13</w:t>
       <w:br/>
       <w:br/>
     </w:r>

--- a/tillsyn/A 24309-2025 tillsynsbegäran.docx
+++ b/tillsyn/A 24309-2025 tillsynsbegäran.docx
@@ -459,7 +459,7 @@
     <w:r>
       <w:tab/>
       <w:tab/>
-      <w:t>2025-07-13</w:t>
+      <w:t>2025-07-14</w:t>
       <w:br/>
       <w:br/>
     </w:r>

--- a/tillsyn/A 24309-2025 tillsynsbegäran.docx
+++ b/tillsyn/A 24309-2025 tillsynsbegäran.docx
@@ -459,7 +459,7 @@
     <w:r>
       <w:tab/>
       <w:tab/>
-      <w:t>2025-08-06</w:t>
+      <w:t>2025-08-09</w:t>
       <w:br/>
       <w:br/>
     </w:r>

--- a/tillsyn/A 24309-2025 tillsynsbegäran.docx
+++ b/tillsyn/A 24309-2025 tillsynsbegäran.docx
@@ -12,7 +12,7 @@
     </w:p>
     <w:p>
       <w:r>
-        <w:t>Detta dokument behandlar höga naturvärden i avverkningsanmälan A 24309-2025 i Gotlands kommun. Denna avverkningsanmälan inkom 2025-05-20 och omfattar 7,8 ha.</w:t>
+        <w:t>Detta dokument behandlar höga naturvärden i avverkningsanmälan A 24309-2025 i Gotlands kommun. Denna avverkningsanmälan inkom 2025-05-20 00:00:00 och omfattar 7,8 ha.</w:t>
       </w:r>
     </w:p>
     <w:p>

--- a/tillsyn/A 24309-2025 tillsynsbegäran.docx
+++ b/tillsyn/A 24309-2025 tillsynsbegäran.docx
@@ -459,7 +459,7 @@
     <w:r>
       <w:tab/>
       <w:tab/>
-      <w:t>2025-08-09</w:t>
+      <w:t>2025-08-10</w:t>
       <w:br/>
       <w:br/>
     </w:r>

--- a/tillsyn/A 24309-2025 tillsynsbegäran.docx
+++ b/tillsyn/A 24309-2025 tillsynsbegäran.docx
@@ -459,7 +459,7 @@
     <w:r>
       <w:tab/>
       <w:tab/>
-      <w:t>2025-08-10</w:t>
+      <w:t>2025-08-11</w:t>
       <w:br/>
       <w:br/>
     </w:r>

--- a/tillsyn/A 24309-2025 tillsynsbegäran.docx
+++ b/tillsyn/A 24309-2025 tillsynsbegäran.docx
@@ -459,7 +459,7 @@
     <w:r>
       <w:tab/>
       <w:tab/>
-      <w:t>2025-08-11</w:t>
+      <w:t>2025-08-12</w:t>
       <w:br/>
       <w:br/>
     </w:r>

--- a/tillsyn/A 24309-2025 tillsynsbegäran.docx
+++ b/tillsyn/A 24309-2025 tillsynsbegäran.docx
@@ -459,7 +459,7 @@
     <w:r>
       <w:tab/>
       <w:tab/>
-      <w:t>2025-08-12</w:t>
+      <w:t>2025-08-13</w:t>
       <w:br/>
       <w:br/>
     </w:r>

--- a/tillsyn/A 24309-2025 tillsynsbegäran.docx
+++ b/tillsyn/A 24309-2025 tillsynsbegäran.docx
@@ -459,7 +459,7 @@
     <w:r>
       <w:tab/>
       <w:tab/>
-      <w:t>2025-08-13</w:t>
+      <w:t>2025-08-14</w:t>
       <w:br/>
       <w:br/>
     </w:r>

--- a/tillsyn/A 24309-2025 tillsynsbegäran.docx
+++ b/tillsyn/A 24309-2025 tillsynsbegäran.docx
@@ -459,7 +459,7 @@
     <w:r>
       <w:tab/>
       <w:tab/>
-      <w:t>2025-08-14</w:t>
+      <w:t>2025-08-15</w:t>
       <w:br/>
       <w:br/>
     </w:r>

--- a/tillsyn/A 24309-2025 tillsynsbegäran.docx
+++ b/tillsyn/A 24309-2025 tillsynsbegäran.docx
@@ -459,7 +459,7 @@
     <w:r>
       <w:tab/>
       <w:tab/>
-      <w:t>2025-08-15</w:t>
+      <w:t>2025-08-16</w:t>
       <w:br/>
       <w:br/>
     </w:r>

--- a/tillsyn/A 24309-2025 tillsynsbegäran.docx
+++ b/tillsyn/A 24309-2025 tillsynsbegäran.docx
@@ -459,7 +459,7 @@
     <w:r>
       <w:tab/>
       <w:tab/>
-      <w:t>2025-08-16</w:t>
+      <w:t>2025-08-17</w:t>
       <w:br/>
       <w:br/>
     </w:r>

--- a/tillsyn/A 24309-2025 tillsynsbegäran.docx
+++ b/tillsyn/A 24309-2025 tillsynsbegäran.docx
@@ -459,7 +459,7 @@
     <w:r>
       <w:tab/>
       <w:tab/>
-      <w:t>2025-08-17</w:t>
+      <w:t>2025-08-18</w:t>
       <w:br/>
       <w:br/>
     </w:r>

--- a/tillsyn/A 24309-2025 tillsynsbegäran.docx
+++ b/tillsyn/A 24309-2025 tillsynsbegäran.docx
@@ -459,7 +459,7 @@
     <w:r>
       <w:tab/>
       <w:tab/>
-      <w:t>2025-08-18</w:t>
+      <w:t>2025-08-19</w:t>
       <w:br/>
       <w:br/>
     </w:r>

--- a/tillsyn/A 24309-2025 tillsynsbegäran.docx
+++ b/tillsyn/A 24309-2025 tillsynsbegäran.docx
@@ -459,7 +459,7 @@
     <w:r>
       <w:tab/>
       <w:tab/>
-      <w:t>2025-08-19</w:t>
+      <w:t>2025-08-20</w:t>
       <w:br/>
       <w:br/>
     </w:r>

--- a/tillsyn/A 24309-2025 tillsynsbegäran.docx
+++ b/tillsyn/A 24309-2025 tillsynsbegäran.docx
@@ -459,7 +459,7 @@
     <w:r>
       <w:tab/>
       <w:tab/>
-      <w:t>2025-08-20</w:t>
+      <w:t>2025-08-21</w:t>
       <w:br/>
       <w:br/>
     </w:r>

--- a/tillsyn/A 24309-2025 tillsynsbegäran.docx
+++ b/tillsyn/A 24309-2025 tillsynsbegäran.docx
@@ -459,7 +459,7 @@
     <w:r>
       <w:tab/>
       <w:tab/>
-      <w:t>2025-08-21</w:t>
+      <w:t>2025-08-22</w:t>
       <w:br/>
       <w:br/>
     </w:r>

--- a/tillsyn/A 24309-2025 tillsynsbegäran.docx
+++ b/tillsyn/A 24309-2025 tillsynsbegäran.docx
@@ -459,7 +459,7 @@
     <w:r>
       <w:tab/>
       <w:tab/>
-      <w:t>2025-08-22</w:t>
+      <w:t>2025-08-23</w:t>
       <w:br/>
       <w:br/>
     </w:r>

--- a/tillsyn/A 24309-2025 tillsynsbegäran.docx
+++ b/tillsyn/A 24309-2025 tillsynsbegäran.docx
@@ -459,7 +459,7 @@
     <w:r>
       <w:tab/>
       <w:tab/>
-      <w:t>2025-08-23</w:t>
+      <w:t>2025-08-24</w:t>
       <w:br/>
       <w:br/>
     </w:r>

--- a/tillsyn/A 24309-2025 tillsynsbegäran.docx
+++ b/tillsyn/A 24309-2025 tillsynsbegäran.docx
@@ -459,7 +459,7 @@
     <w:r>
       <w:tab/>
       <w:tab/>
-      <w:t>2025-08-24</w:t>
+      <w:t>2025-08-25</w:t>
       <w:br/>
       <w:br/>
     </w:r>

--- a/tillsyn/A 24309-2025 tillsynsbegäran.docx
+++ b/tillsyn/A 24309-2025 tillsynsbegäran.docx
@@ -459,7 +459,7 @@
     <w:r>
       <w:tab/>
       <w:tab/>
-      <w:t>2025-08-25</w:t>
+      <w:t>2025-08-26</w:t>
       <w:br/>
       <w:br/>
     </w:r>

--- a/tillsyn/A 24309-2025 tillsynsbegäran.docx
+++ b/tillsyn/A 24309-2025 tillsynsbegäran.docx
@@ -459,7 +459,7 @@
     <w:r>
       <w:tab/>
       <w:tab/>
-      <w:t>2025-08-26</w:t>
+      <w:t>2025-08-30</w:t>
       <w:br/>
       <w:br/>
     </w:r>

--- a/tillsyn/A 24309-2025 tillsynsbegäran.docx
+++ b/tillsyn/A 24309-2025 tillsynsbegäran.docx
@@ -459,7 +459,7 @@
     <w:r>
       <w:tab/>
       <w:tab/>
-      <w:t>2025-08-30</w:t>
+      <w:t>2025-08-31</w:t>
       <w:br/>
       <w:br/>
     </w:r>

--- a/tillsyn/A 24309-2025 tillsynsbegäran.docx
+++ b/tillsyn/A 24309-2025 tillsynsbegäran.docx
@@ -459,7 +459,7 @@
     <w:r>
       <w:tab/>
       <w:tab/>
-      <w:t>2025-08-31</w:t>
+      <w:t>2025-09-01</w:t>
       <w:br/>
       <w:br/>
     </w:r>

--- a/tillsyn/A 24309-2025 tillsynsbegäran.docx
+++ b/tillsyn/A 24309-2025 tillsynsbegäran.docx
@@ -459,7 +459,7 @@
     <w:r>
       <w:tab/>
       <w:tab/>
-      <w:t>2025-09-01</w:t>
+      <w:t>2025-09-04</w:t>
       <w:br/>
       <w:br/>
     </w:r>

--- a/tillsyn/A 24309-2025 tillsynsbegäran.docx
+++ b/tillsyn/A 24309-2025 tillsynsbegäran.docx
@@ -459,7 +459,7 @@
     <w:r>
       <w:tab/>
       <w:tab/>
-      <w:t>2025-09-04</w:t>
+      <w:t>2025-09-05</w:t>
       <w:br/>
       <w:br/>
     </w:r>

--- a/tillsyn/A 24309-2025 tillsynsbegäran.docx
+++ b/tillsyn/A 24309-2025 tillsynsbegäran.docx
@@ -459,7 +459,7 @@
     <w:r>
       <w:tab/>
       <w:tab/>
-      <w:t>2025-09-05</w:t>
+      <w:t>2025-09-07</w:t>
       <w:br/>
       <w:br/>
     </w:r>

--- a/tillsyn/A 24309-2025 tillsynsbegäran.docx
+++ b/tillsyn/A 24309-2025 tillsynsbegäran.docx
@@ -459,7 +459,7 @@
     <w:r>
       <w:tab/>
       <w:tab/>
-      <w:t>2025-09-07</w:t>
+      <w:t>2025-09-08</w:t>
       <w:br/>
       <w:br/>
     </w:r>

--- a/tillsyn/A 24309-2025 tillsynsbegäran.docx
+++ b/tillsyn/A 24309-2025 tillsynsbegäran.docx
@@ -459,7 +459,7 @@
     <w:r>
       <w:tab/>
       <w:tab/>
-      <w:t>2025-09-08</w:t>
+      <w:t>2025-09-10</w:t>
       <w:br/>
       <w:br/>
     </w:r>

--- a/tillsyn/A 24309-2025 tillsynsbegäran.docx
+++ b/tillsyn/A 24309-2025 tillsynsbegäran.docx
@@ -459,7 +459,7 @@
     <w:r>
       <w:tab/>
       <w:tab/>
-      <w:t>2025-09-10</w:t>
+      <w:t>2025-09-11</w:t>
       <w:br/>
       <w:br/>
     </w:r>

--- a/tillsyn/A 24309-2025 tillsynsbegäran.docx
+++ b/tillsyn/A 24309-2025 tillsynsbegäran.docx
@@ -459,7 +459,7 @@
     <w:r>
       <w:tab/>
       <w:tab/>
-      <w:t>2025-09-11</w:t>
+      <w:t>2025-09-12</w:t>
       <w:br/>
       <w:br/>
     </w:r>

--- a/tillsyn/A 24309-2025 tillsynsbegäran.docx
+++ b/tillsyn/A 24309-2025 tillsynsbegäran.docx
@@ -459,7 +459,7 @@
     <w:r>
       <w:tab/>
       <w:tab/>
-      <w:t>2025-09-12</w:t>
+      <w:t>2025-09-13</w:t>
       <w:br/>
       <w:br/>
     </w:r>

--- a/tillsyn/A 24309-2025 tillsynsbegäran.docx
+++ b/tillsyn/A 24309-2025 tillsynsbegäran.docx
@@ -459,7 +459,7 @@
     <w:r>
       <w:tab/>
       <w:tab/>
-      <w:t>2025-09-13</w:t>
+      <w:t>2025-09-14</w:t>
       <w:br/>
       <w:br/>
     </w:r>

--- a/tillsyn/A 24309-2025 tillsynsbegäran.docx
+++ b/tillsyn/A 24309-2025 tillsynsbegäran.docx
@@ -459,7 +459,7 @@
     <w:r>
       <w:tab/>
       <w:tab/>
-      <w:t>2025-09-14</w:t>
+      <w:t>2025-09-15</w:t>
       <w:br/>
       <w:br/>
     </w:r>

--- a/tillsyn/A 24309-2025 tillsynsbegäran.docx
+++ b/tillsyn/A 24309-2025 tillsynsbegäran.docx
@@ -459,7 +459,7 @@
     <w:r>
       <w:tab/>
       <w:tab/>
-      <w:t>2025-09-15</w:t>
+      <w:t>2025-09-16</w:t>
       <w:br/>
       <w:br/>
     </w:r>

--- a/tillsyn/A 24309-2025 tillsynsbegäran.docx
+++ b/tillsyn/A 24309-2025 tillsynsbegäran.docx
@@ -459,7 +459,7 @@
     <w:r>
       <w:tab/>
       <w:tab/>
-      <w:t>2025-09-16</w:t>
+      <w:t>2025-09-17</w:t>
       <w:br/>
       <w:br/>
     </w:r>

--- a/tillsyn/A 24309-2025 tillsynsbegäran.docx
+++ b/tillsyn/A 24309-2025 tillsynsbegäran.docx
@@ -459,7 +459,7 @@
     <w:r>
       <w:tab/>
       <w:tab/>
-      <w:t>2025-09-17</w:t>
+      <w:t>2025-09-18</w:t>
       <w:br/>
       <w:br/>
     </w:r>

--- a/tillsyn/A 24309-2025 tillsynsbegäran.docx
+++ b/tillsyn/A 24309-2025 tillsynsbegäran.docx
@@ -459,7 +459,7 @@
     <w:r>
       <w:tab/>
       <w:tab/>
-      <w:t>2025-09-18</w:t>
+      <w:t>2025-09-22</w:t>
       <w:br/>
       <w:br/>
     </w:r>

--- a/tillsyn/A 24309-2025 tillsynsbegäran.docx
+++ b/tillsyn/A 24309-2025 tillsynsbegäran.docx
@@ -459,7 +459,7 @@
     <w:r>
       <w:tab/>
       <w:tab/>
-      <w:t>2025-09-22</w:t>
+      <w:t>2025-09-23</w:t>
       <w:br/>
       <w:br/>
     </w:r>

--- a/tillsyn/A 24309-2025 tillsynsbegäran.docx
+++ b/tillsyn/A 24309-2025 tillsynsbegäran.docx
@@ -459,7 +459,7 @@
     <w:r>
       <w:tab/>
       <w:tab/>
-      <w:t>2025-09-23</w:t>
+      <w:t>2025-09-24</w:t>
       <w:br/>
       <w:br/>
     </w:r>

--- a/tillsyn/A 24309-2025 tillsynsbegäran.docx
+++ b/tillsyn/A 24309-2025 tillsynsbegäran.docx
@@ -459,7 +459,7 @@
     <w:r>
       <w:tab/>
       <w:tab/>
-      <w:t>2025-09-24</w:t>
+      <w:t>2025-09-25</w:t>
       <w:br/>
       <w:br/>
     </w:r>

--- a/tillsyn/A 24309-2025 tillsynsbegäran.docx
+++ b/tillsyn/A 24309-2025 tillsynsbegäran.docx
@@ -459,7 +459,7 @@
     <w:r>
       <w:tab/>
       <w:tab/>
-      <w:t>2025-09-25</w:t>
+      <w:t>2025-09-26</w:t>
       <w:br/>
       <w:br/>
     </w:r>

--- a/tillsyn/A 24309-2025 tillsynsbegäran.docx
+++ b/tillsyn/A 24309-2025 tillsynsbegäran.docx
@@ -459,7 +459,7 @@
     <w:r>
       <w:tab/>
       <w:tab/>
-      <w:t>2025-09-26</w:t>
+      <w:t>2025-09-27</w:t>
       <w:br/>
       <w:br/>
     </w:r>

--- a/tillsyn/A 24309-2025 tillsynsbegäran.docx
+++ b/tillsyn/A 24309-2025 tillsynsbegäran.docx
@@ -459,7 +459,7 @@
     <w:r>
       <w:tab/>
       <w:tab/>
-      <w:t>2025-09-27</w:t>
+      <w:t>2025-09-28</w:t>
       <w:br/>
       <w:br/>
     </w:r>

--- a/tillsyn/A 24309-2025 tillsynsbegäran.docx
+++ b/tillsyn/A 24309-2025 tillsynsbegäran.docx
@@ -459,7 +459,7 @@
     <w:r>
       <w:tab/>
       <w:tab/>
-      <w:t>2025-09-28</w:t>
+      <w:t>2025-09-29</w:t>
       <w:br/>
       <w:br/>
     </w:r>

--- a/tillsyn/A 24309-2025 tillsynsbegäran.docx
+++ b/tillsyn/A 24309-2025 tillsynsbegäran.docx
@@ -459,7 +459,7 @@
     <w:r>
       <w:tab/>
       <w:tab/>
-      <w:t>2025-09-29</w:t>
+      <w:t>2025-09-30</w:t>
       <w:br/>
       <w:br/>
     </w:r>

--- a/tillsyn/A 24309-2025 tillsynsbegäran.docx
+++ b/tillsyn/A 24309-2025 tillsynsbegäran.docx
@@ -459,7 +459,7 @@
     <w:r>
       <w:tab/>
       <w:tab/>
-      <w:t>2025-09-30</w:t>
+      <w:t>2025-10-01</w:t>
       <w:br/>
       <w:br/>
     </w:r>

--- a/tillsyn/A 24309-2025 tillsynsbegäran.docx
+++ b/tillsyn/A 24309-2025 tillsynsbegäran.docx
@@ -459,7 +459,7 @@
     <w:r>
       <w:tab/>
       <w:tab/>
-      <w:t>2025-10-01</w:t>
+      <w:t>2025-10-02</w:t>
       <w:br/>
       <w:br/>
     </w:r>

--- a/tillsyn/A 24309-2025 tillsynsbegäran.docx
+++ b/tillsyn/A 24309-2025 tillsynsbegäran.docx
@@ -459,7 +459,7 @@
     <w:r>
       <w:tab/>
       <w:tab/>
-      <w:t>2025-10-02</w:t>
+      <w:t>2025-10-03</w:t>
       <w:br/>
       <w:br/>
     </w:r>

--- a/tillsyn/A 24309-2025 tillsynsbegäran.docx
+++ b/tillsyn/A 24309-2025 tillsynsbegäran.docx
@@ -459,7 +459,7 @@
     <w:r>
       <w:tab/>
       <w:tab/>
-      <w:t>2025-10-03</w:t>
+      <w:t>2025-10-04</w:t>
       <w:br/>
       <w:br/>
     </w:r>

--- a/tillsyn/A 24309-2025 tillsynsbegäran.docx
+++ b/tillsyn/A 24309-2025 tillsynsbegäran.docx
@@ -459,7 +459,7 @@
     <w:r>
       <w:tab/>
       <w:tab/>
-      <w:t>2025-10-04</w:t>
+      <w:t>2025-10-05</w:t>
       <w:br/>
       <w:br/>
     </w:r>

--- a/tillsyn/A 24309-2025 tillsynsbegäran.docx
+++ b/tillsyn/A 24309-2025 tillsynsbegäran.docx
@@ -459,7 +459,7 @@
     <w:r>
       <w:tab/>
       <w:tab/>
-      <w:t>2025-10-05</w:t>
+      <w:t>2025-10-06</w:t>
       <w:br/>
       <w:br/>
     </w:r>

--- a/tillsyn/A 24309-2025 tillsynsbegäran.docx
+++ b/tillsyn/A 24309-2025 tillsynsbegäran.docx
@@ -459,7 +459,7 @@
     <w:r>
       <w:tab/>
       <w:tab/>
-      <w:t>2025-10-06</w:t>
+      <w:t>2025-10-07</w:t>
       <w:br/>
       <w:br/>
     </w:r>

--- a/tillsyn/A 24309-2025 tillsynsbegäran.docx
+++ b/tillsyn/A 24309-2025 tillsynsbegäran.docx
@@ -459,7 +459,7 @@
     <w:r>
       <w:tab/>
       <w:tab/>
-      <w:t>2025-10-07</w:t>
+      <w:t>2025-10-08</w:t>
       <w:br/>
       <w:br/>
     </w:r>

--- a/tillsyn/A 24309-2025 tillsynsbegäran.docx
+++ b/tillsyn/A 24309-2025 tillsynsbegäran.docx
@@ -459,7 +459,7 @@
     <w:r>
       <w:tab/>
       <w:tab/>
-      <w:t>2025-10-08</w:t>
+      <w:t>2025-10-09</w:t>
       <w:br/>
       <w:br/>
     </w:r>

--- a/tillsyn/A 24309-2025 tillsynsbegäran.docx
+++ b/tillsyn/A 24309-2025 tillsynsbegäran.docx
@@ -459,7 +459,7 @@
     <w:r>
       <w:tab/>
       <w:tab/>
-      <w:t>2025-10-09</w:t>
+      <w:t>2025-10-10</w:t>
       <w:br/>
       <w:br/>
     </w:r>

--- a/tillsyn/A 24309-2025 tillsynsbegäran.docx
+++ b/tillsyn/A 24309-2025 tillsynsbegäran.docx
@@ -459,7 +459,7 @@
     <w:r>
       <w:tab/>
       <w:tab/>
-      <w:t>2025-10-10</w:t>
+      <w:t>2025-10-11</w:t>
       <w:br/>
       <w:br/>
     </w:r>

--- a/tillsyn/A 24309-2025 tillsynsbegäran.docx
+++ b/tillsyn/A 24309-2025 tillsynsbegäran.docx
@@ -459,7 +459,7 @@
     <w:r>
       <w:tab/>
       <w:tab/>
-      <w:t>2025-10-16</w:t>
+      <w:t>2025-10-17</w:t>
       <w:br/>
       <w:br/>
     </w:r>

--- a/tillsyn/A 24309-2025 tillsynsbegäran.docx
+++ b/tillsyn/A 24309-2025 tillsynsbegäran.docx
@@ -459,7 +459,7 @@
     <w:r>
       <w:tab/>
       <w:tab/>
-      <w:t>2025-10-17</w:t>
+      <w:t>2025-10-18</w:t>
       <w:br/>
       <w:br/>
     </w:r>

--- a/tillsyn/A 24309-2025 tillsynsbegäran.docx
+++ b/tillsyn/A 24309-2025 tillsynsbegäran.docx
@@ -459,7 +459,7 @@
     <w:r>
       <w:tab/>
       <w:tab/>
-      <w:t>2025-10-18</w:t>
+      <w:t>2025-10-19</w:t>
       <w:br/>
       <w:br/>
     </w:r>

--- a/tillsyn/A 24309-2025 tillsynsbegäran.docx
+++ b/tillsyn/A 24309-2025 tillsynsbegäran.docx
@@ -459,7 +459,7 @@
     <w:r>
       <w:tab/>
       <w:tab/>
-      <w:t>2025-10-19</w:t>
+      <w:t>2025-10-20</w:t>
       <w:br/>
       <w:br/>
     </w:r>

--- a/tillsyn/A 24309-2025 tillsynsbegäran.docx
+++ b/tillsyn/A 24309-2025 tillsynsbegäran.docx
@@ -459,7 +459,7 @@
     <w:r>
       <w:tab/>
       <w:tab/>
-      <w:t>2025-10-20</w:t>
+      <w:t>2025-10-21</w:t>
       <w:br/>
       <w:br/>
     </w:r>
